--- a/labs/lab01/report/infosec-intro-lab01-report.docx
+++ b/labs/lab01/report/infosec-intro-lab01-report.docx
@@ -2,6 +2,30 @@
 <file path=word/document.xml><?xml version="1.0" encoding="utf-8"?>
 <w:document xmlns:w="http://schemas.openxmlformats.org/wordprocessingml/2006/main" xmlns:m="http://schemas.openxmlformats.org/officeDocument/2006/math" xmlns:r="http://schemas.openxmlformats.org/officeDocument/2006/relationships" xmlns:o="urn:schemas-microsoft-com:office:office" xmlns:v="urn:schemas-microsoft-com:vml" xmlns:w10="urn:schemas-microsoft-com:office:word" xmlns:a="http://schemas.openxmlformats.org/drawingml/2006/main" xmlns:pic="http://schemas.openxmlformats.org/drawingml/2006/picture" xmlns:wp="http://schemas.openxmlformats.org/drawingml/2006/wordprocessingDrawing">
   <w:body>
+    <w:p>
+      <w:pPr>
+        <w:pStyle w:val="Title"/>
+      </w:pPr>
+      <w:r>
+        <w:t xml:space="preserve">Лабораторная работа №1</w:t>
+      </w:r>
+    </w:p>
+    <w:p>
+      <w:pPr>
+        <w:pStyle w:val="Subtitle"/>
+      </w:pPr>
+      <w:r>
+        <w:t xml:space="preserve">Установка и конфигурация операционной системы на виртуальную машину</w:t>
+      </w:r>
+    </w:p>
+    <w:p>
+      <w:pPr>
+        <w:pStyle w:val="Author"/>
+      </w:pPr>
+      <w:r>
+        <w:t xml:space="preserve">Павлова Татьяна Юрьевна</w:t>
+      </w:r>
+    </w:p>
     <w:sdt>
       <w:sdtPr>
         <w:docPartObj>
@@ -28,13 +52,13 @@
         </w:p>
       </w:sdtContent>
     </w:sdt>
-    <w:bookmarkStart w:id="9" w:name="лабораторная-работа-1"/>
+    <w:bookmarkStart w:id="9" w:name="цель-работы"/>
     <w:p>
       <w:pPr>
         <w:pStyle w:val="Heading1"/>
       </w:pPr>
       <w:r>
-        <w:t xml:space="preserve">1. Лабораторная работа №1</w:t>
+        <w:t xml:space="preserve">1. Цель работы</w:t>
       </w:r>
     </w:p>
     <w:p>
@@ -42,7 +66,17 @@
         <w:pStyle w:val="FirstParagraph"/>
       </w:pPr>
       <w:r>
-        <w:t xml:space="preserve">Павлова Татьяна Юрьевна</w:t>
+        <w:t xml:space="preserve">Целью данной работы является приобретение практических навыков установки операционной системы на виртуальную машину, настройки минимально необходимых для дальнейшей работы сервисов.</w:t>
+      </w:r>
+    </w:p>
+    <w:bookmarkEnd w:id="9"/>
+    <w:bookmarkStart w:id="10" w:name="задание"/>
+    <w:p>
+      <w:pPr>
+        <w:pStyle w:val="Heading1"/>
+      </w:pPr>
+      <w:r>
+        <w:t xml:space="preserve">2. Задание</w:t>
       </w:r>
     </w:p>
     <w:p>
@@ -53,26 +87,9 @@
           <w:numId w:val="1001"/>
         </w:numPr>
       </w:pPr>
-      <w:hyperlink w:anchor="цель-работы">
-        <w:r>
-          <w:rPr>
-            <w:rStyle w:val="Hyperlink"/>
-          </w:rPr>
-          <w:t xml:space="preserve">1</w:t>
-        </w:r>
-        <w:r>
-          <w:rPr>
-            <w:rStyle w:val="Hyperlink"/>
-          </w:rPr>
-          <w:t xml:space="preserve"> </w:t>
-        </w:r>
-        <w:r>
-          <w:rPr>
-            <w:rStyle w:val="Hyperlink"/>
-          </w:rPr>
-          <w:t xml:space="preserve">Цель работы</w:t>
-        </w:r>
-      </w:hyperlink>
+      <w:r>
+        <w:t xml:space="preserve">Запуск VirtualBox и создание новой вм (операционная система Linux, Fedora).</w:t>
+      </w:r>
     </w:p>
     <w:p>
       <w:pPr>
@@ -82,26 +99,9 @@
           <w:numId w:val="1001"/>
         </w:numPr>
       </w:pPr>
-      <w:hyperlink w:anchor="задание">
-        <w:r>
-          <w:rPr>
-            <w:rStyle w:val="Hyperlink"/>
-          </w:rPr>
-          <w:t xml:space="preserve">2</w:t>
-        </w:r>
-        <w:r>
-          <w:rPr>
-            <w:rStyle w:val="Hyperlink"/>
-          </w:rPr>
-          <w:t xml:space="preserve"> </w:t>
-        </w:r>
-        <w:r>
-          <w:rPr>
-            <w:rStyle w:val="Hyperlink"/>
-          </w:rPr>
-          <w:t xml:space="preserve">Задание</w:t>
-        </w:r>
-      </w:hyperlink>
+      <w:r>
+        <w:t xml:space="preserve">Настройка установки ОС.</w:t>
+      </w:r>
     </w:p>
     <w:p>
       <w:pPr>
@@ -111,395 +111,84 @@
           <w:numId w:val="1001"/>
         </w:numPr>
       </w:pPr>
-      <w:hyperlink w:anchor="теоретическое-введение">
+      <w:r>
+        <w:t xml:space="preserve">Перезапуск вм и установка драйверов для VirtualBox.</w:t>
+      </w:r>
+      <w:r>
+        <w:t xml:space="preserve"> </w:t>
+      </w:r>
+      <w:r>
+        <w:t xml:space="preserve">4)Подключение образа диска дополнений гостевой ОС.</w:t>
+      </w:r>
+      <w:r>
+        <w:t xml:space="preserve"> </w:t>
+      </w:r>
+      <w:r>
+        <w:t xml:space="preserve">5)Установка необходимого ПО для создания документации.</w:t>
+      </w:r>
+      <w:r>
+        <w:t xml:space="preserve"> </w:t>
+      </w:r>
+      <w:r>
+        <w:t xml:space="preserve">6)Выполнение домашнего задания.</w:t>
+      </w:r>
+    </w:p>
+    <w:bookmarkEnd w:id="10"/>
+    <w:bookmarkStart w:id="11" w:name="теоретическое-введение"/>
+    <w:p>
+      <w:pPr>
+        <w:pStyle w:val="Heading1"/>
+      </w:pPr>
+      <w:r>
+        <w:t xml:space="preserve">3. Теоретическое введение</w:t>
+      </w:r>
+    </w:p>
+    <w:p>
+      <w:pPr>
+        <w:pStyle w:val="FirstParagraph"/>
+      </w:pPr>
+      <w:r>
+        <w:t xml:space="preserve">Операционная система - это комплекс взаимосвязанных программ, который действует как интерфейс между приложениями и пользователями с одной стороны и аппаратурой компьютера с другой стороны. VB - это спецаильное средтсво для виртуализации, позволяющее запускать операционную систему внтури другой. С помощью VirtualBox мы можем также настраивать сеть, обмениваться файлами и делать многое другое.</w:t>
+      </w:r>
+    </w:p>
+    <w:bookmarkEnd w:id="11"/>
+    <w:bookmarkStart w:id="54" w:name="выполнение-лабораторной-работы"/>
+    <w:p>
+      <w:pPr>
+        <w:pStyle w:val="Heading1"/>
+      </w:pPr>
+      <w:r>
+        <w:t xml:space="preserve">4. Выполнение лабораторной работы</w:t>
+      </w:r>
+    </w:p>
+    <w:bookmarkStart w:id="32" w:name="создание-виртуальной-машины"/>
+    <w:p>
+      <w:pPr>
+        <w:pStyle w:val="Heading2"/>
+      </w:pPr>
+      <w:r>
+        <w:t xml:space="preserve">4.1 Создание виртуальной машины</w:t>
+      </w:r>
+    </w:p>
+    <w:p>
+      <w:pPr>
+        <w:pStyle w:val="Compact"/>
+        <w:numPr>
+          <w:ilvl w:val="0"/>
+          <w:numId w:val="1002"/>
+        </w:numPr>
+      </w:pPr>
+      <w:r>
+        <w:t xml:space="preserve">Создаю новую виртуальную машину в VB, указываю имя, размер основной памяти, размер диска. Добавляем новый исошник и тд. (</w:t>
+      </w:r>
+      <w:hyperlink w:anchor="fig-001">
         <w:r>
           <w:rPr>
             <w:rStyle w:val="Hyperlink"/>
           </w:rPr>
-          <w:t xml:space="preserve">3</w:t>
-        </w:r>
-        <w:r>
-          <w:rPr>
-            <w:rStyle w:val="Hyperlink"/>
-          </w:rPr>
-          <w:t xml:space="preserve"> </w:t>
-        </w:r>
-        <w:r>
-          <w:rPr>
-            <w:rStyle w:val="Hyperlink"/>
-          </w:rPr>
-          <w:t xml:space="preserve">Теоретическое</w:t>
-        </w:r>
-        <w:r>
-          <w:rPr>
-            <w:rStyle w:val="Hyperlink"/>
-          </w:rPr>
-          <w:t xml:space="preserve"> </w:t>
-        </w:r>
-        <w:r>
-          <w:rPr>
-            <w:rStyle w:val="Hyperlink"/>
-          </w:rPr>
-          <w:t xml:space="preserve">введение</w:t>
+          <w:t xml:space="preserve">рис. 1</w:t>
         </w:r>
       </w:hyperlink>
-    </w:p>
-    <w:p>
-      <w:pPr>
-        <w:pStyle w:val="Compact"/>
-        <w:numPr>
-          <w:ilvl w:val="0"/>
-          <w:numId w:val="1001"/>
-        </w:numPr>
-      </w:pPr>
-      <w:hyperlink w:anchor="выполнение-лабораторной-работы">
-        <w:r>
-          <w:rPr>
-            <w:rStyle w:val="Hyperlink"/>
-          </w:rPr>
-          <w:t xml:space="preserve">4</w:t>
-        </w:r>
-        <w:r>
-          <w:rPr>
-            <w:rStyle w:val="Hyperlink"/>
-          </w:rPr>
-          <w:t xml:space="preserve"> </w:t>
-        </w:r>
-        <w:r>
-          <w:rPr>
-            <w:rStyle w:val="Hyperlink"/>
-          </w:rPr>
-          <w:t xml:space="preserve">Выполнение лабораторной</w:t>
-        </w:r>
-        <w:r>
-          <w:rPr>
-            <w:rStyle w:val="Hyperlink"/>
-          </w:rPr>
-          <w:t xml:space="preserve"> </w:t>
-        </w:r>
-        <w:r>
-          <w:rPr>
-            <w:rStyle w:val="Hyperlink"/>
-          </w:rPr>
-          <w:t xml:space="preserve">работы</w:t>
-        </w:r>
-      </w:hyperlink>
-    </w:p>
-    <w:p>
-      <w:pPr>
-        <w:pStyle w:val="Compact"/>
-        <w:numPr>
-          <w:ilvl w:val="1"/>
-          <w:numId w:val="1002"/>
-        </w:numPr>
-      </w:pPr>
-      <w:hyperlink w:anchor="создание-виртуальной-машины">
-        <w:r>
-          <w:rPr>
-            <w:rStyle w:val="Hyperlink"/>
-          </w:rPr>
-          <w:t xml:space="preserve">4.1</w:t>
-        </w:r>
-        <w:r>
-          <w:rPr>
-            <w:rStyle w:val="Hyperlink"/>
-          </w:rPr>
-          <w:t xml:space="preserve"> </w:t>
-        </w:r>
-        <w:r>
-          <w:rPr>
-            <w:rStyle w:val="Hyperlink"/>
-          </w:rPr>
-          <w:t xml:space="preserve">Создание виртуальной</w:t>
-        </w:r>
-        <w:r>
-          <w:rPr>
-            <w:rStyle w:val="Hyperlink"/>
-          </w:rPr>
-          <w:t xml:space="preserve"> </w:t>
-        </w:r>
-        <w:r>
-          <w:rPr>
-            <w:rStyle w:val="Hyperlink"/>
-          </w:rPr>
-          <w:t xml:space="preserve">машины</w:t>
-        </w:r>
-      </w:hyperlink>
-    </w:p>
-    <w:p>
-      <w:pPr>
-        <w:pStyle w:val="Compact"/>
-        <w:numPr>
-          <w:ilvl w:val="1"/>
-          <w:numId w:val="1002"/>
-        </w:numPr>
-      </w:pPr>
-      <w:hyperlink w:anchor="домашнее-задание">
-        <w:r>
-          <w:rPr>
-            <w:rStyle w:val="Hyperlink"/>
-          </w:rPr>
-          <w:t xml:space="preserve">4.2</w:t>
-        </w:r>
-        <w:r>
-          <w:rPr>
-            <w:rStyle w:val="Hyperlink"/>
-          </w:rPr>
-          <w:t xml:space="preserve"> </w:t>
-        </w:r>
-        <w:r>
-          <w:rPr>
-            <w:rStyle w:val="Hyperlink"/>
-          </w:rPr>
-          <w:t xml:space="preserve">Домашнее</w:t>
-        </w:r>
-        <w:r>
-          <w:rPr>
-            <w:rStyle w:val="Hyperlink"/>
-          </w:rPr>
-          <w:t xml:space="preserve"> </w:t>
-        </w:r>
-        <w:r>
-          <w:rPr>
-            <w:rStyle w:val="Hyperlink"/>
-          </w:rPr>
-          <w:t xml:space="preserve">задание</w:t>
-        </w:r>
-      </w:hyperlink>
-    </w:p>
-    <w:p>
-      <w:pPr>
-        <w:pStyle w:val="Compact"/>
-        <w:numPr>
-          <w:ilvl w:val="0"/>
-          <w:numId w:val="1001"/>
-        </w:numPr>
-      </w:pPr>
-      <w:hyperlink w:anchor="выводы">
-        <w:r>
-          <w:rPr>
-            <w:rStyle w:val="Hyperlink"/>
-          </w:rPr>
-          <w:t xml:space="preserve">5</w:t>
-        </w:r>
-        <w:r>
-          <w:rPr>
-            <w:rStyle w:val="Hyperlink"/>
-          </w:rPr>
-          <w:t xml:space="preserve"> </w:t>
-        </w:r>
-        <w:r>
-          <w:rPr>
-            <w:rStyle w:val="Hyperlink"/>
-          </w:rPr>
-          <w:t xml:space="preserve">Выводы</w:t>
-        </w:r>
-      </w:hyperlink>
-    </w:p>
-    <w:p>
-      <w:pPr>
-        <w:pStyle w:val="Compact"/>
-        <w:numPr>
-          <w:ilvl w:val="0"/>
-          <w:numId w:val="1001"/>
-        </w:numPr>
-      </w:pPr>
-      <w:hyperlink w:anchor="список-литературы">
-        <w:r>
-          <w:rPr>
-            <w:rStyle w:val="Hyperlink"/>
-          </w:rPr>
-          <w:t xml:space="preserve">Список литературы</w:t>
-        </w:r>
-      </w:hyperlink>
-    </w:p>
-    <w:bookmarkEnd w:id="9"/>
-    <w:bookmarkStart w:id="10" w:name="цель-работы"/>
-    <w:p>
-      <w:pPr>
-        <w:pStyle w:val="Heading1"/>
-      </w:pPr>
-      <w:r>
-        <w:t xml:space="preserve">2. Цель работы</w:t>
-      </w:r>
-    </w:p>
-    <w:p>
-      <w:pPr>
-        <w:pStyle w:val="FirstParagraph"/>
-      </w:pPr>
-      <w:r>
-        <w:t xml:space="preserve">Целью данной работы является приобретение практических навыков установки</w:t>
-      </w:r>
-      <w:r>
-        <w:t xml:space="preserve"> </w:t>
-      </w:r>
-      <w:r>
-        <w:t xml:space="preserve">операционной системы на виртуальную машину, настройки минимально</w:t>
-      </w:r>
-      <w:r>
-        <w:t xml:space="preserve"> </w:t>
-      </w:r>
-      <w:r>
-        <w:t xml:space="preserve">необходимых для дальнейшей работы сервисов.</w:t>
-      </w:r>
-    </w:p>
-    <w:bookmarkEnd w:id="10"/>
-    <w:bookmarkStart w:id="11" w:name="задание"/>
-    <w:p>
-      <w:pPr>
-        <w:pStyle w:val="Heading1"/>
-      </w:pPr>
-      <w:r>
-        <w:t xml:space="preserve">3. Задание</w:t>
-      </w:r>
-    </w:p>
-    <w:p>
-      <w:pPr>
-        <w:pStyle w:val="Compact"/>
-        <w:numPr>
-          <w:ilvl w:val="0"/>
-          <w:numId w:val="1003"/>
-        </w:numPr>
-      </w:pPr>
-      <w:r>
-        <w:t xml:space="preserve">Запуск VirtualBox и создание новой вм (операционная система Linux,</w:t>
-      </w:r>
-      <w:r>
-        <w:t xml:space="preserve"> </w:t>
-      </w:r>
-      <w:r>
-        <w:t xml:space="preserve">Fedora).</w:t>
-      </w:r>
-    </w:p>
-    <w:p>
-      <w:pPr>
-        <w:pStyle w:val="Compact"/>
-        <w:numPr>
-          <w:ilvl w:val="0"/>
-          <w:numId w:val="1003"/>
-        </w:numPr>
-      </w:pPr>
-      <w:r>
-        <w:t xml:space="preserve">Настройка установки ОС.</w:t>
-      </w:r>
-    </w:p>
-    <w:p>
-      <w:pPr>
-        <w:pStyle w:val="Compact"/>
-        <w:numPr>
-          <w:ilvl w:val="0"/>
-          <w:numId w:val="1003"/>
-        </w:numPr>
-      </w:pPr>
-      <w:r>
-        <w:t xml:space="preserve">Перезапуск вм и установка драйверов для VirtualBox. 4)Подключение</w:t>
-      </w:r>
-      <w:r>
-        <w:t xml:space="preserve"> </w:t>
-      </w:r>
-      <w:r>
-        <w:t xml:space="preserve">образа диска дополнений гостевой ОС. 5)Установка необходимого ПО для</w:t>
-      </w:r>
-      <w:r>
-        <w:t xml:space="preserve"> </w:t>
-      </w:r>
-      <w:r>
-        <w:t xml:space="preserve">создания документации. 6)Выполнение домашнего задания.</w:t>
-      </w:r>
-    </w:p>
-    <w:bookmarkEnd w:id="11"/>
-    <w:bookmarkStart w:id="12" w:name="теоретическое-введение"/>
-    <w:p>
-      <w:pPr>
-        <w:pStyle w:val="Heading1"/>
-      </w:pPr>
-      <w:r>
-        <w:t xml:space="preserve">4. Теоретическое введение</w:t>
-      </w:r>
-    </w:p>
-    <w:p>
-      <w:pPr>
-        <w:pStyle w:val="FirstParagraph"/>
-      </w:pPr>
-      <w:r>
-        <w:t xml:space="preserve">Операционная система - это комплекс взаимосвязанных программ, который</w:t>
-      </w:r>
-      <w:r>
-        <w:t xml:space="preserve"> </w:t>
-      </w:r>
-      <w:r>
-        <w:t xml:space="preserve">действует как интерфейс между приложениями и пользователями с одной</w:t>
-      </w:r>
-      <w:r>
-        <w:t xml:space="preserve"> </w:t>
-      </w:r>
-      <w:r>
-        <w:t xml:space="preserve">стороны и аппаратурой компьютера с другой стороны. VB - это спецаильное</w:t>
-      </w:r>
-      <w:r>
-        <w:t xml:space="preserve"> </w:t>
-      </w:r>
-      <w:r>
-        <w:t xml:space="preserve">средтсво для виртуализации, позволяющее запускать операционную систему</w:t>
-      </w:r>
-      <w:r>
-        <w:t xml:space="preserve"> </w:t>
-      </w:r>
-      <w:r>
-        <w:t xml:space="preserve">внтури другой. С помощью VirtualBox мы можем также настраивать сеть,</w:t>
-      </w:r>
-      <w:r>
-        <w:t xml:space="preserve"> </w:t>
-      </w:r>
-      <w:r>
-        <w:t xml:space="preserve">обмениваться файлами и делать многое другое.</w:t>
-      </w:r>
-    </w:p>
-    <w:bookmarkEnd w:id="12"/>
-    <w:bookmarkStart w:id="25" w:name="выполнение-лабораторной-работы"/>
-    <w:p>
-      <w:pPr>
-        <w:pStyle w:val="Heading1"/>
-      </w:pPr>
-      <w:r>
-        <w:t xml:space="preserve">5. Выполнение лабораторной работы</w:t>
-      </w:r>
-    </w:p>
-    <w:bookmarkStart w:id="18" w:name="создание-виртуальной-машины"/>
-    <w:p>
-      <w:pPr>
-        <w:pStyle w:val="Heading2"/>
-      </w:pPr>
-      <w:r>
-        <w:t xml:space="preserve">5.1 Создание виртуальной машины</w:t>
-      </w:r>
-    </w:p>
-    <w:p>
-      <w:pPr>
-        <w:pStyle w:val="Compact"/>
-        <w:numPr>
-          <w:ilvl w:val="0"/>
-          <w:numId w:val="1004"/>
-        </w:numPr>
-      </w:pPr>
-      <w:r>
-        <w:t xml:space="preserve">Создаю новую виртуальную машину в VB, указываю имя, размер основной</w:t>
-      </w:r>
-      <w:r>
-        <w:t xml:space="preserve"> </w:t>
-      </w:r>
-      <w:r>
-        <w:t xml:space="preserve">памяти, размер диска. Добавляем новый исошник и тд.</w:t>
-      </w:r>
-      <w:r>
-        <w:t xml:space="preserve"> </w:t>
-      </w:r>
-      <w:r>
-        <w:t xml:space="preserve">(</w:t>
-      </w:r>
-      <w:r>
-        <w:t xml:space="preserve">рис. 1</w:t>
-      </w:r>
       <w:r>
         <w:t xml:space="preserve">).</w:t>
       </w:r>
@@ -517,12 +206,54 @@
       <w:tr>
         <w:tc>
           <w:tcPr/>
-          <w:bookmarkStart w:id="13" w:name="fig-001"/>
+          <w:bookmarkStart w:id="15" w:name="fig-001"/>
           <w:p>
             <w:pPr>
               <w:pStyle w:val="Compact"/>
               <w:jc w:val="center"/>
             </w:pPr>
+            <w:r>
+              <w:drawing>
+                <wp:inline>
+                  <wp:extent cx="3733800" cy="2190690"/>
+                  <wp:effectExtent b="0" l="0" r="0" t="0"/>
+                  <wp:docPr descr="" title="" id="13" name="Picture"/>
+                  <a:graphic>
+                    <a:graphicData uri="http://schemas.openxmlformats.org/drawingml/2006/picture">
+                      <pic:pic>
+                        <pic:nvPicPr>
+                          <pic:cNvPr descr="image/1.png" id="14" name="Picture"/>
+                          <pic:cNvPicPr>
+                            <a:picLocks noChangeArrowheads="1" noChangeAspect="1"/>
+                          </pic:cNvPicPr>
+                        </pic:nvPicPr>
+                        <pic:blipFill>
+                          <a:blip r:embed="rId12"/>
+                          <a:stretch>
+                            <a:fillRect/>
+                          </a:stretch>
+                        </pic:blipFill>
+                        <pic:spPr bwMode="auto">
+                          <a:xfrm>
+                            <a:off x="0" y="0"/>
+                            <a:ext cx="3733800" cy="2190690"/>
+                          </a:xfrm>
+                          <a:prstGeom prst="rect">
+                            <a:avLst/>
+                          </a:prstGeom>
+                          <a:noFill/>
+                          <a:ln w="9525">
+                            <a:noFill/>
+                            <a:headEnd/>
+                            <a:tailEnd/>
+                          </a:ln>
+                        </pic:spPr>
+                      </pic:pic>
+                    </a:graphicData>
+                  </a:graphic>
+                </wp:inline>
+              </w:drawing>
+            </w:r>
           </w:p>
           <w:p>
             <w:pPr>
@@ -534,10 +265,10 @@
               <w:pStyle w:val="ImageCaption"/>
             </w:pPr>
             <w:r>
-              <w:t xml:space="preserve">Рисунок 1: Рисунок 1: Меню Virtual Box</w:t>
+              <w:t xml:space="preserve">Рисунок 1: Меню Virtual Box</w:t>
             </w:r>
           </w:p>
-          <w:bookmarkEnd w:id="13"/>
+          <w:bookmarkEnd w:id="15"/>
         </w:tc>
       </w:tr>
     </w:tbl>
@@ -546,45 +277,42 @@
         <w:pStyle w:val="Compact"/>
         <w:numPr>
           <w:ilvl w:val="0"/>
-          <w:numId w:val="1005"/>
+          <w:numId w:val="1003"/>
         </w:numPr>
       </w:pPr>
       <w:r>
-        <w:t xml:space="preserve">Произвожу установку операционной системы</w:t>
-      </w:r>
-      <w:r>
-        <w:t xml:space="preserve"> </w:t>
-      </w:r>
-      <w:r>
-        <w:t xml:space="preserve">(</w:t>
-      </w:r>
-      <w:r>
-        <w:t xml:space="preserve">рис. 2</w:t>
-      </w:r>
-      <w:r>
-        <w:t xml:space="preserve">),</w:t>
-      </w:r>
-      <w:r>
-        <w:t xml:space="preserve"> </w:t>
-      </w:r>
-      <w:r>
-        <w:t xml:space="preserve">(</w:t>
-      </w:r>
-      <w:r>
-        <w:t xml:space="preserve">рис. 3</w:t>
-      </w:r>
-      <w:r>
-        <w:t xml:space="preserve">),</w:t>
-      </w:r>
-      <w:r>
-        <w:t xml:space="preserve"> </w:t>
-      </w:r>
-      <w:r>
-        <w:t xml:space="preserve">(</w:t>
-      </w:r>
-      <w:r>
-        <w:t xml:space="preserve">рис. 4</w:t>
-      </w:r>
+        <w:t xml:space="preserve">Произвожу установку операционной системы (</w:t>
+      </w:r>
+      <w:hyperlink w:anchor="fig-002">
+        <w:r>
+          <w:rPr>
+            <w:rStyle w:val="Hyperlink"/>
+          </w:rPr>
+          <w:t xml:space="preserve">рис. 2</w:t>
+        </w:r>
+      </w:hyperlink>
+      <w:r>
+        <w:t xml:space="preserve">), (</w:t>
+      </w:r>
+      <w:hyperlink w:anchor="fig-003">
+        <w:r>
+          <w:rPr>
+            <w:rStyle w:val="Hyperlink"/>
+          </w:rPr>
+          <w:t xml:space="preserve">рис. 3</w:t>
+        </w:r>
+      </w:hyperlink>
+      <w:r>
+        <w:t xml:space="preserve">), (</w:t>
+      </w:r>
+      <w:hyperlink w:anchor="fig-004">
+        <w:r>
+          <w:rPr>
+            <w:rStyle w:val="Hyperlink"/>
+          </w:rPr>
+          <w:t xml:space="preserve">рис. 4</w:t>
+        </w:r>
+      </w:hyperlink>
       <w:r>
         <w:t xml:space="preserve">).</w:t>
       </w:r>
@@ -602,12 +330,54 @@
       <w:tr>
         <w:tc>
           <w:tcPr/>
-          <w:bookmarkStart w:id="14" w:name="fig-002"/>
+          <w:bookmarkStart w:id="19" w:name="fig-002"/>
           <w:p>
             <w:pPr>
               <w:pStyle w:val="Compact"/>
               <w:jc w:val="center"/>
             </w:pPr>
+            <w:r>
+              <w:drawing>
+                <wp:inline>
+                  <wp:extent cx="3733800" cy="2531983"/>
+                  <wp:effectExtent b="0" l="0" r="0" t="0"/>
+                  <wp:docPr descr="" title="" id="17" name="Picture"/>
+                  <a:graphic>
+                    <a:graphicData uri="http://schemas.openxmlformats.org/drawingml/2006/picture">
+                      <pic:pic>
+                        <pic:nvPicPr>
+                          <pic:cNvPr descr="image/2.png" id="18" name="Picture"/>
+                          <pic:cNvPicPr>
+                            <a:picLocks noChangeArrowheads="1" noChangeAspect="1"/>
+                          </pic:cNvPicPr>
+                        </pic:nvPicPr>
+                        <pic:blipFill>
+                          <a:blip r:embed="rId16"/>
+                          <a:stretch>
+                            <a:fillRect/>
+                          </a:stretch>
+                        </pic:blipFill>
+                        <pic:spPr bwMode="auto">
+                          <a:xfrm>
+                            <a:off x="0" y="0"/>
+                            <a:ext cx="3733800" cy="2531983"/>
+                          </a:xfrm>
+                          <a:prstGeom prst="rect">
+                            <a:avLst/>
+                          </a:prstGeom>
+                          <a:noFill/>
+                          <a:ln w="9525">
+                            <a:noFill/>
+                            <a:headEnd/>
+                            <a:tailEnd/>
+                          </a:ln>
+                        </pic:spPr>
+                      </pic:pic>
+                    </a:graphicData>
+                  </a:graphic>
+                </wp:inline>
+              </w:drawing>
+            </w:r>
           </w:p>
           <w:p>
             <w:pPr>
@@ -619,10 +389,10 @@
               <w:pStyle w:val="ImageCaption"/>
             </w:pPr>
             <w:r>
-              <w:t xml:space="preserve">Рисунок 2: Рисунок 2: Настройка языка</w:t>
+              <w:t xml:space="preserve">Рисунок 2: Настройка языка</w:t>
             </w:r>
           </w:p>
-          <w:bookmarkEnd w:id="14"/>
+          <w:bookmarkEnd w:id="19"/>
         </w:tc>
       </w:tr>
     </w:tbl>
@@ -647,12 +417,54 @@
       <w:tr>
         <w:tc>
           <w:tcPr/>
-          <w:bookmarkStart w:id="15" w:name="fig-003"/>
+          <w:bookmarkStart w:id="23" w:name="fig-003"/>
           <w:p>
             <w:pPr>
               <w:pStyle w:val="Compact"/>
               <w:jc w:val="center"/>
             </w:pPr>
+            <w:r>
+              <w:drawing>
+                <wp:inline>
+                  <wp:extent cx="3733800" cy="2489200"/>
+                  <wp:effectExtent b="0" l="0" r="0" t="0"/>
+                  <wp:docPr descr="" title="" id="21" name="Picture"/>
+                  <a:graphic>
+                    <a:graphicData uri="http://schemas.openxmlformats.org/drawingml/2006/picture">
+                      <pic:pic>
+                        <pic:nvPicPr>
+                          <pic:cNvPr descr="image/3.png" id="22" name="Picture"/>
+                          <pic:cNvPicPr>
+                            <a:picLocks noChangeArrowheads="1" noChangeAspect="1"/>
+                          </pic:cNvPicPr>
+                        </pic:nvPicPr>
+                        <pic:blipFill>
+                          <a:blip r:embed="rId20"/>
+                          <a:stretch>
+                            <a:fillRect/>
+                          </a:stretch>
+                        </pic:blipFill>
+                        <pic:spPr bwMode="auto">
+                          <a:xfrm>
+                            <a:off x="0" y="0"/>
+                            <a:ext cx="3733800" cy="2489200"/>
+                          </a:xfrm>
+                          <a:prstGeom prst="rect">
+                            <a:avLst/>
+                          </a:prstGeom>
+                          <a:noFill/>
+                          <a:ln w="9525">
+                            <a:noFill/>
+                            <a:headEnd/>
+                            <a:tailEnd/>
+                          </a:ln>
+                        </pic:spPr>
+                      </pic:pic>
+                    </a:graphicData>
+                  </a:graphic>
+                </wp:inline>
+              </w:drawing>
+            </w:r>
           </w:p>
           <w:p>
             <w:pPr>
@@ -664,10 +476,10 @@
               <w:pStyle w:val="ImageCaption"/>
             </w:pPr>
             <w:r>
-              <w:t xml:space="preserve">Рисунок 3: Рисунок 3: Подключение диска</w:t>
+              <w:t xml:space="preserve">Рисунок 3: Подключение диска</w:t>
             </w:r>
           </w:p>
-          <w:bookmarkEnd w:id="15"/>
+          <w:bookmarkEnd w:id="23"/>
         </w:tc>
       </w:tr>
     </w:tbl>
@@ -692,12 +504,54 @@
       <w:tr>
         <w:tc>
           <w:tcPr/>
-          <w:bookmarkStart w:id="16" w:name="fig-004"/>
+          <w:bookmarkStart w:id="27" w:name="fig-004"/>
           <w:p>
             <w:pPr>
               <w:pStyle w:val="Compact"/>
               <w:jc w:val="center"/>
             </w:pPr>
+            <w:r>
+              <w:drawing>
+                <wp:inline>
+                  <wp:extent cx="3733800" cy="3051214"/>
+                  <wp:effectExtent b="0" l="0" r="0" t="0"/>
+                  <wp:docPr descr="" title="" id="25" name="Picture"/>
+                  <a:graphic>
+                    <a:graphicData uri="http://schemas.openxmlformats.org/drawingml/2006/picture">
+                      <pic:pic>
+                        <pic:nvPicPr>
+                          <pic:cNvPr descr="image/4.png" id="26" name="Picture"/>
+                          <pic:cNvPicPr>
+                            <a:picLocks noChangeArrowheads="1" noChangeAspect="1"/>
+                          </pic:cNvPicPr>
+                        </pic:nvPicPr>
+                        <pic:blipFill>
+                          <a:blip r:embed="rId24"/>
+                          <a:stretch>
+                            <a:fillRect/>
+                          </a:stretch>
+                        </pic:blipFill>
+                        <pic:spPr bwMode="auto">
+                          <a:xfrm>
+                            <a:off x="0" y="0"/>
+                            <a:ext cx="3733800" cy="3051214"/>
+                          </a:xfrm>
+                          <a:prstGeom prst="rect">
+                            <a:avLst/>
+                          </a:prstGeom>
+                          <a:noFill/>
+                          <a:ln w="9525">
+                            <a:noFill/>
+                            <a:headEnd/>
+                            <a:tailEnd/>
+                          </a:ln>
+                        </pic:spPr>
+                      </pic:pic>
+                    </a:graphicData>
+                  </a:graphic>
+                </wp:inline>
+              </w:drawing>
+            </w:r>
           </w:p>
           <w:p>
             <w:pPr>
@@ -709,10 +563,10 @@
               <w:pStyle w:val="ImageCaption"/>
             </w:pPr>
             <w:r>
-              <w:t xml:space="preserve">Рисунок 4: Рисунок 4: Настройка root аккаунта</w:t>
+              <w:t xml:space="preserve">Рисунок 4: Настройка root аккаунта</w:t>
             </w:r>
           </w:p>
-          <w:bookmarkEnd w:id="16"/>
+          <w:bookmarkEnd w:id="27"/>
         </w:tc>
       </w:tr>
     </w:tbl>
@@ -721,15 +575,20 @@
         <w:pStyle w:val="Compact"/>
         <w:numPr>
           <w:ilvl w:val="0"/>
-          <w:numId w:val="1006"/>
+          <w:numId w:val="1004"/>
         </w:numPr>
       </w:pPr>
       <w:r>
         <w:t xml:space="preserve">Запуск системы (</w:t>
       </w:r>
-      <w:r>
-        <w:t xml:space="preserve">рис. 5</w:t>
-      </w:r>
+      <w:hyperlink w:anchor="fig-005">
+        <w:r>
+          <w:rPr>
+            <w:rStyle w:val="Hyperlink"/>
+          </w:rPr>
+          <w:t xml:space="preserve">рис. 5</w:t>
+        </w:r>
+      </w:hyperlink>
       <w:r>
         <w:t xml:space="preserve">).</w:t>
       </w:r>
@@ -747,12 +606,54 @@
       <w:tr>
         <w:tc>
           <w:tcPr/>
-          <w:bookmarkStart w:id="17" w:name="fig-005"/>
+          <w:bookmarkStart w:id="31" w:name="fig-005"/>
           <w:p>
             <w:pPr>
               <w:pStyle w:val="Compact"/>
               <w:jc w:val="center"/>
             </w:pPr>
+            <w:r>
+              <w:drawing>
+                <wp:inline>
+                  <wp:extent cx="3733800" cy="2339459"/>
+                  <wp:effectExtent b="0" l="0" r="0" t="0"/>
+                  <wp:docPr descr="" title="" id="29" name="Picture"/>
+                  <a:graphic>
+                    <a:graphicData uri="http://schemas.openxmlformats.org/drawingml/2006/picture">
+                      <pic:pic>
+                        <pic:nvPicPr>
+                          <pic:cNvPr descr="image/5.png" id="30" name="Picture"/>
+                          <pic:cNvPicPr>
+                            <a:picLocks noChangeArrowheads="1" noChangeAspect="1"/>
+                          </pic:cNvPicPr>
+                        </pic:nvPicPr>
+                        <pic:blipFill>
+                          <a:blip r:embed="rId28"/>
+                          <a:stretch>
+                            <a:fillRect/>
+                          </a:stretch>
+                        </pic:blipFill>
+                        <pic:spPr bwMode="auto">
+                          <a:xfrm>
+                            <a:off x="0" y="0"/>
+                            <a:ext cx="3733800" cy="2339459"/>
+                          </a:xfrm>
+                          <a:prstGeom prst="rect">
+                            <a:avLst/>
+                          </a:prstGeom>
+                          <a:noFill/>
+                          <a:ln w="9525">
+                            <a:noFill/>
+                            <a:headEnd/>
+                            <a:tailEnd/>
+                          </a:ln>
+                        </pic:spPr>
+                      </pic:pic>
+                    </a:graphicData>
+                  </a:graphic>
+                </wp:inline>
+              </w:drawing>
+            </w:r>
           </w:p>
           <w:p>
             <w:pPr>
@@ -764,21 +665,21 @@
               <w:pStyle w:val="ImageCaption"/>
             </w:pPr>
             <w:r>
-              <w:t xml:space="preserve">Рисунок 5: Рисунок 5: Запуск</w:t>
+              <w:t xml:space="preserve">Рисунок 5: Запуск</w:t>
             </w:r>
           </w:p>
-          <w:bookmarkEnd w:id="17"/>
+          <w:bookmarkEnd w:id="31"/>
         </w:tc>
       </w:tr>
     </w:tbl>
-    <w:bookmarkEnd w:id="18"/>
-    <w:bookmarkStart w:id="24" w:name="домашнее-задание"/>
+    <w:bookmarkEnd w:id="32"/>
+    <w:bookmarkStart w:id="53" w:name="домашнее-задание"/>
     <w:p>
       <w:pPr>
         <w:pStyle w:val="Heading2"/>
       </w:pPr>
       <w:r>
-        <w:t xml:space="preserve">5.2 Домашнее задание</w:t>
+        <w:t xml:space="preserve">4.2 Домашнее задание</w:t>
       </w:r>
     </w:p>
     <w:p>
@@ -786,21 +687,20 @@
         <w:pStyle w:val="Compact"/>
         <w:numPr>
           <w:ilvl w:val="0"/>
-          <w:numId w:val="1007"/>
+          <w:numId w:val="1005"/>
         </w:numPr>
       </w:pPr>
       <w:r>
-        <w:t xml:space="preserve">Смотрю порядок загрузки системы с помощью команды dmesg</w:t>
-      </w:r>
-      <w:r>
-        <w:t xml:space="preserve"> </w:t>
-      </w:r>
-      <w:r>
-        <w:t xml:space="preserve">(</w:t>
-      </w:r>
-      <w:r>
-        <w:t xml:space="preserve">рис. 6</w:t>
-      </w:r>
+        <w:t xml:space="preserve">Смотрю порядок загрузки системы с помощью команды dmesg (</w:t>
+      </w:r>
+      <w:hyperlink w:anchor="fig-006">
+        <w:r>
+          <w:rPr>
+            <w:rStyle w:val="Hyperlink"/>
+          </w:rPr>
+          <w:t xml:space="preserve">рис. 6</w:t>
+        </w:r>
+      </w:hyperlink>
       <w:r>
         <w:t xml:space="preserve">).</w:t>
       </w:r>
@@ -818,12 +718,54 @@
       <w:tr>
         <w:tc>
           <w:tcPr/>
-          <w:bookmarkStart w:id="19" w:name="fig-006"/>
+          <w:bookmarkStart w:id="36" w:name="fig-006"/>
           <w:p>
             <w:pPr>
               <w:pStyle w:val="Compact"/>
               <w:jc w:val="center"/>
             </w:pPr>
+            <w:r>
+              <w:drawing>
+                <wp:inline>
+                  <wp:extent cx="3733800" cy="1064716"/>
+                  <wp:effectExtent b="0" l="0" r="0" t="0"/>
+                  <wp:docPr descr="" title="" id="34" name="Picture"/>
+                  <a:graphic>
+                    <a:graphicData uri="http://schemas.openxmlformats.org/drawingml/2006/picture">
+                      <pic:pic>
+                        <pic:nvPicPr>
+                          <pic:cNvPr descr="image/6.png" id="35" name="Picture"/>
+                          <pic:cNvPicPr>
+                            <a:picLocks noChangeArrowheads="1" noChangeAspect="1"/>
+                          </pic:cNvPicPr>
+                        </pic:nvPicPr>
+                        <pic:blipFill>
+                          <a:blip r:embed="rId33"/>
+                          <a:stretch>
+                            <a:fillRect/>
+                          </a:stretch>
+                        </pic:blipFill>
+                        <pic:spPr bwMode="auto">
+                          <a:xfrm>
+                            <a:off x="0" y="0"/>
+                            <a:ext cx="3733800" cy="1064716"/>
+                          </a:xfrm>
+                          <a:prstGeom prst="rect">
+                            <a:avLst/>
+                          </a:prstGeom>
+                          <a:noFill/>
+                          <a:ln w="9525">
+                            <a:noFill/>
+                            <a:headEnd/>
+                            <a:tailEnd/>
+                          </a:ln>
+                        </pic:spPr>
+                      </pic:pic>
+                    </a:graphicData>
+                  </a:graphic>
+                </wp:inline>
+              </w:drawing>
+            </w:r>
           </w:p>
           <w:p>
             <w:pPr>
@@ -835,10 +777,10 @@
               <w:pStyle w:val="ImageCaption"/>
             </w:pPr>
             <w:r>
-              <w:t xml:space="preserve">Рисунок 6: Рисунок 6: Выполнение команды</w:t>
+              <w:t xml:space="preserve">Рисунок 6: Выполнение команды</w:t>
             </w:r>
           </w:p>
-          <w:bookmarkEnd w:id="19"/>
+          <w:bookmarkEnd w:id="36"/>
         </w:tc>
       </w:tr>
     </w:tbl>
@@ -847,69 +789,53 @@
         <w:pStyle w:val="Compact"/>
         <w:numPr>
           <w:ilvl w:val="0"/>
-          <w:numId w:val="1008"/>
+          <w:numId w:val="1006"/>
         </w:numPr>
       </w:pPr>
       <w:r>
-        <w:t xml:space="preserve">Получаю информацию о версии ядра, частоте процессора, модели</w:t>
-      </w:r>
-      <w:r>
-        <w:t xml:space="preserve"> </w:t>
-      </w:r>
-      <w:r>
-        <w:t xml:space="preserve">процессора, объеме доступной оперативной памяти, типе обнаруженного</w:t>
-      </w:r>
-      <w:r>
-        <w:t xml:space="preserve"> </w:t>
-      </w:r>
-      <w:r>
-        <w:t xml:space="preserve">гипервизора. Получаю информацию о последовательности монтирования</w:t>
-      </w:r>
-      <w:r>
-        <w:t xml:space="preserve"> </w:t>
-      </w:r>
-      <w:r>
-        <w:t xml:space="preserve">файловых систем (</w:t>
-      </w:r>
-      <w:r>
-        <w:t xml:space="preserve">рис. 7</w:t>
-      </w:r>
-      <w:r>
-        <w:t xml:space="preserve">),</w:t>
-      </w:r>
-      <w:r>
-        <w:t xml:space="preserve"> </w:t>
-      </w:r>
-      <w:r>
-        <w:t xml:space="preserve">(</w:t>
-      </w:r>
-      <w:r>
-        <w:t xml:space="preserve">рис. 8</w:t>
-      </w:r>
-      <w:r>
-        <w:t xml:space="preserve">),</w:t>
-      </w:r>
-      <w:r>
-        <w:t xml:space="preserve"> </w:t>
-      </w:r>
-      <w:r>
-        <w:t xml:space="preserve">(</w:t>
-      </w:r>
-      <w:r>
-        <w:t xml:space="preserve">рис. 9</w:t>
-      </w:r>
-      <w:r>
-        <w:t xml:space="preserve">),</w:t>
-      </w:r>
-      <w:r>
-        <w:t xml:space="preserve"> </w:t>
-      </w:r>
-      <w:r>
-        <w:t xml:space="preserve">(</w:t>
-      </w:r>
-      <w:r>
-        <w:t xml:space="preserve">рис. 10</w:t>
-      </w:r>
+        <w:t xml:space="preserve">Получаю информацию о версии ядра, частоте процессора, модели процессора, объеме доступной оперативной памяти, типе обнаруженного гипервизора. Получаю информацию о последовательности монтирования файловых систем (</w:t>
+      </w:r>
+      <w:hyperlink w:anchor="fig-007">
+        <w:r>
+          <w:rPr>
+            <w:rStyle w:val="Hyperlink"/>
+          </w:rPr>
+          <w:t xml:space="preserve">рис. 7</w:t>
+        </w:r>
+      </w:hyperlink>
+      <w:r>
+        <w:t xml:space="preserve">), (</w:t>
+      </w:r>
+      <w:hyperlink w:anchor="fig-008">
+        <w:r>
+          <w:rPr>
+            <w:rStyle w:val="Hyperlink"/>
+          </w:rPr>
+          <w:t xml:space="preserve">рис. 8</w:t>
+        </w:r>
+      </w:hyperlink>
+      <w:r>
+        <w:t xml:space="preserve">), (</w:t>
+      </w:r>
+      <w:hyperlink w:anchor="fig-009">
+        <w:r>
+          <w:rPr>
+            <w:rStyle w:val="Hyperlink"/>
+          </w:rPr>
+          <w:t xml:space="preserve">рис. 9</w:t>
+        </w:r>
+      </w:hyperlink>
+      <w:r>
+        <w:t xml:space="preserve">), (</w:t>
+      </w:r>
+      <w:hyperlink w:anchor="fig-010">
+        <w:r>
+          <w:rPr>
+            <w:rStyle w:val="Hyperlink"/>
+          </w:rPr>
+          <w:t xml:space="preserve">рис. 10</w:t>
+        </w:r>
+      </w:hyperlink>
       <w:r>
         <w:t xml:space="preserve">).</w:t>
       </w:r>
@@ -927,12 +853,54 @@
       <w:tr>
         <w:tc>
           <w:tcPr/>
-          <w:bookmarkStart w:id="20" w:name="fig-007"/>
+          <w:bookmarkStart w:id="40" w:name="fig-007"/>
           <w:p>
             <w:pPr>
               <w:pStyle w:val="Compact"/>
               <w:jc w:val="center"/>
             </w:pPr>
+            <w:r>
+              <w:drawing>
+                <wp:inline>
+                  <wp:extent cx="3733800" cy="2263616"/>
+                  <wp:effectExtent b="0" l="0" r="0" t="0"/>
+                  <wp:docPr descr="" title="" id="38" name="Picture"/>
+                  <a:graphic>
+                    <a:graphicData uri="http://schemas.openxmlformats.org/drawingml/2006/picture">
+                      <pic:pic>
+                        <pic:nvPicPr>
+                          <pic:cNvPr descr="image/7.png" id="39" name="Picture"/>
+                          <pic:cNvPicPr>
+                            <a:picLocks noChangeArrowheads="1" noChangeAspect="1"/>
+                          </pic:cNvPicPr>
+                        </pic:nvPicPr>
+                        <pic:blipFill>
+                          <a:blip r:embed="rId37"/>
+                          <a:stretch>
+                            <a:fillRect/>
+                          </a:stretch>
+                        </pic:blipFill>
+                        <pic:spPr bwMode="auto">
+                          <a:xfrm>
+                            <a:off x="0" y="0"/>
+                            <a:ext cx="3733800" cy="2263616"/>
+                          </a:xfrm>
+                          <a:prstGeom prst="rect">
+                            <a:avLst/>
+                          </a:prstGeom>
+                          <a:noFill/>
+                          <a:ln w="9525">
+                            <a:noFill/>
+                            <a:headEnd/>
+                            <a:tailEnd/>
+                          </a:ln>
+                        </pic:spPr>
+                      </pic:pic>
+                    </a:graphicData>
+                  </a:graphic>
+                </wp:inline>
+              </w:drawing>
+            </w:r>
           </w:p>
           <w:p>
             <w:pPr>
@@ -944,10 +912,10 @@
               <w:pStyle w:val="ImageCaption"/>
             </w:pPr>
             <w:r>
-              <w:t xml:space="preserve">Рисунок 7: Рисунок 7: Получение информации ч.1</w:t>
+              <w:t xml:space="preserve">Рисунок 7: Получение информации ч.1</w:t>
             </w:r>
           </w:p>
-          <w:bookmarkEnd w:id="20"/>
+          <w:bookmarkEnd w:id="40"/>
         </w:tc>
       </w:tr>
     </w:tbl>
@@ -972,12 +940,54 @@
       <w:tr>
         <w:tc>
           <w:tcPr/>
-          <w:bookmarkStart w:id="21" w:name="fig-008"/>
+          <w:bookmarkStart w:id="44" w:name="fig-008"/>
           <w:p>
             <w:pPr>
               <w:pStyle w:val="Compact"/>
               <w:jc w:val="center"/>
             </w:pPr>
+            <w:r>
+              <w:drawing>
+                <wp:inline>
+                  <wp:extent cx="3733800" cy="2489200"/>
+                  <wp:effectExtent b="0" l="0" r="0" t="0"/>
+                  <wp:docPr descr="" title="" id="42" name="Picture"/>
+                  <a:graphic>
+                    <a:graphicData uri="http://schemas.openxmlformats.org/drawingml/2006/picture">
+                      <pic:pic>
+                        <pic:nvPicPr>
+                          <pic:cNvPr descr="image/8.png" id="43" name="Picture"/>
+                          <pic:cNvPicPr>
+                            <a:picLocks noChangeArrowheads="1" noChangeAspect="1"/>
+                          </pic:cNvPicPr>
+                        </pic:nvPicPr>
+                        <pic:blipFill>
+                          <a:blip r:embed="rId41"/>
+                          <a:stretch>
+                            <a:fillRect/>
+                          </a:stretch>
+                        </pic:blipFill>
+                        <pic:spPr bwMode="auto">
+                          <a:xfrm>
+                            <a:off x="0" y="0"/>
+                            <a:ext cx="3733800" cy="2489200"/>
+                          </a:xfrm>
+                          <a:prstGeom prst="rect">
+                            <a:avLst/>
+                          </a:prstGeom>
+                          <a:noFill/>
+                          <a:ln w="9525">
+                            <a:noFill/>
+                            <a:headEnd/>
+                            <a:tailEnd/>
+                          </a:ln>
+                        </pic:spPr>
+                      </pic:pic>
+                    </a:graphicData>
+                  </a:graphic>
+                </wp:inline>
+              </w:drawing>
+            </w:r>
           </w:p>
           <w:p>
             <w:pPr>
@@ -989,10 +999,10 @@
               <w:pStyle w:val="ImageCaption"/>
             </w:pPr>
             <w:r>
-              <w:t xml:space="preserve">Рисунок 8: Рисунок 8: Получение информации ч.2</w:t>
+              <w:t xml:space="preserve">Рисунок 8: Получение информации ч.2</w:t>
             </w:r>
           </w:p>
-          <w:bookmarkEnd w:id="21"/>
+          <w:bookmarkEnd w:id="44"/>
         </w:tc>
       </w:tr>
     </w:tbl>
@@ -1017,12 +1027,54 @@
       <w:tr>
         <w:tc>
           <w:tcPr/>
-          <w:bookmarkStart w:id="22" w:name="fig-009"/>
+          <w:bookmarkStart w:id="48" w:name="fig-009"/>
           <w:p>
             <w:pPr>
               <w:pStyle w:val="Compact"/>
               <w:jc w:val="center"/>
             </w:pPr>
+            <w:r>
+              <w:drawing>
+                <wp:inline>
+                  <wp:extent cx="3733800" cy="2391965"/>
+                  <wp:effectExtent b="0" l="0" r="0" t="0"/>
+                  <wp:docPr descr="" title="" id="46" name="Picture"/>
+                  <a:graphic>
+                    <a:graphicData uri="http://schemas.openxmlformats.org/drawingml/2006/picture">
+                      <pic:pic>
+                        <pic:nvPicPr>
+                          <pic:cNvPr descr="image/9.png" id="47" name="Picture"/>
+                          <pic:cNvPicPr>
+                            <a:picLocks noChangeArrowheads="1" noChangeAspect="1"/>
+                          </pic:cNvPicPr>
+                        </pic:nvPicPr>
+                        <pic:blipFill>
+                          <a:blip r:embed="rId45"/>
+                          <a:stretch>
+                            <a:fillRect/>
+                          </a:stretch>
+                        </pic:blipFill>
+                        <pic:spPr bwMode="auto">
+                          <a:xfrm>
+                            <a:off x="0" y="0"/>
+                            <a:ext cx="3733800" cy="2391965"/>
+                          </a:xfrm>
+                          <a:prstGeom prst="rect">
+                            <a:avLst/>
+                          </a:prstGeom>
+                          <a:noFill/>
+                          <a:ln w="9525">
+                            <a:noFill/>
+                            <a:headEnd/>
+                            <a:tailEnd/>
+                          </a:ln>
+                        </pic:spPr>
+                      </pic:pic>
+                    </a:graphicData>
+                  </a:graphic>
+                </wp:inline>
+              </w:drawing>
+            </w:r>
           </w:p>
           <w:p>
             <w:pPr>
@@ -1034,10 +1086,10 @@
               <w:pStyle w:val="ImageCaption"/>
             </w:pPr>
             <w:r>
-              <w:t xml:space="preserve">Рисунок 9: Рисунок 9: Получение информации ч.3</w:t>
+              <w:t xml:space="preserve">Рисунок 9: Получение информации ч.3</w:t>
             </w:r>
           </w:p>
-          <w:bookmarkEnd w:id="22"/>
+          <w:bookmarkEnd w:id="48"/>
         </w:tc>
       </w:tr>
     </w:tbl>
@@ -1062,12 +1114,54 @@
       <w:tr>
         <w:tc>
           <w:tcPr/>
-          <w:bookmarkStart w:id="23" w:name="fig-010"/>
+          <w:bookmarkStart w:id="52" w:name="fig-010"/>
           <w:p>
             <w:pPr>
               <w:pStyle w:val="Compact"/>
               <w:jc w:val="center"/>
             </w:pPr>
+            <w:r>
+              <w:drawing>
+                <wp:inline>
+                  <wp:extent cx="3733800" cy="2181939"/>
+                  <wp:effectExtent b="0" l="0" r="0" t="0"/>
+                  <wp:docPr descr="" title="" id="50" name="Picture"/>
+                  <a:graphic>
+                    <a:graphicData uri="http://schemas.openxmlformats.org/drawingml/2006/picture">
+                      <pic:pic>
+                        <pic:nvPicPr>
+                          <pic:cNvPr descr="image/10.png" id="51" name="Picture"/>
+                          <pic:cNvPicPr>
+                            <a:picLocks noChangeArrowheads="1" noChangeAspect="1"/>
+                          </pic:cNvPicPr>
+                        </pic:nvPicPr>
+                        <pic:blipFill>
+                          <a:blip r:embed="rId49"/>
+                          <a:stretch>
+                            <a:fillRect/>
+                          </a:stretch>
+                        </pic:blipFill>
+                        <pic:spPr bwMode="auto">
+                          <a:xfrm>
+                            <a:off x="0" y="0"/>
+                            <a:ext cx="3733800" cy="2181939"/>
+                          </a:xfrm>
+                          <a:prstGeom prst="rect">
+                            <a:avLst/>
+                          </a:prstGeom>
+                          <a:noFill/>
+                          <a:ln w="9525">
+                            <a:noFill/>
+                            <a:headEnd/>
+                            <a:tailEnd/>
+                          </a:ln>
+                        </pic:spPr>
+                      </pic:pic>
+                    </a:graphicData>
+                  </a:graphic>
+                </wp:inline>
+              </w:drawing>
+            </w:r>
           </w:p>
           <w:p>
             <w:pPr>
@@ -1079,22 +1173,22 @@
               <w:pStyle w:val="ImageCaption"/>
             </w:pPr>
             <w:r>
-              <w:t xml:space="preserve">Рисунок 10: Рисунок 10: Получение информации ч.4</w:t>
+              <w:t xml:space="preserve">Рисунок 10: Получение информации ч.4</w:t>
             </w:r>
           </w:p>
-          <w:bookmarkEnd w:id="23"/>
+          <w:bookmarkEnd w:id="52"/>
         </w:tc>
       </w:tr>
     </w:tbl>
-    <w:bookmarkEnd w:id="24"/>
-    <w:bookmarkEnd w:id="25"/>
-    <w:bookmarkStart w:id="26" w:name="выводы"/>
+    <w:bookmarkEnd w:id="53"/>
+    <w:bookmarkEnd w:id="54"/>
+    <w:bookmarkStart w:id="55" w:name="выводы"/>
     <w:p>
       <w:pPr>
         <w:pStyle w:val="Heading1"/>
       </w:pPr>
       <w:r>
-        <w:t xml:space="preserve">6. Выводы</w:t>
+        <w:t xml:space="preserve">5. Выводы</w:t>
       </w:r>
     </w:p>
     <w:p>
@@ -1102,34 +1196,22 @@
         <w:pStyle w:val="FirstParagraph"/>
       </w:pPr>
       <w:r>
-        <w:t xml:space="preserve">В результате проделанной лабораторной работы, я приобрела навыки</w:t>
-      </w:r>
-      <w:r>
-        <w:t xml:space="preserve"> </w:t>
-      </w:r>
-      <w:r>
-        <w:t xml:space="preserve">установки операционной системы на вм, а также настройки минимально</w:t>
-      </w:r>
-      <w:r>
-        <w:t xml:space="preserve"> </w:t>
-      </w:r>
-      <w:r>
-        <w:t xml:space="preserve">необходимых для дальнейшей работы сервисов.</w:t>
+        <w:t xml:space="preserve">В результате проделанной лабораторной работы, я приобрела навыки установки операционной системы на вм, а также настройки минимально необходимых для дальнейшей работы сервисов.</w:t>
       </w:r>
     </w:p>
-    <w:bookmarkEnd w:id="26"/>
-    <w:bookmarkStart w:id="28" w:name="список-литературы"/>
+    <w:bookmarkEnd w:id="55"/>
+    <w:bookmarkStart w:id="57" w:name="список-литературы"/>
     <w:p>
       <w:pPr>
         <w:pStyle w:val="Heading1"/>
       </w:pPr>
       <w:r>
-        <w:t xml:space="preserve">7. Список литературы</w:t>
+        <w:t xml:space="preserve">Список литературы</w:t>
       </w:r>
     </w:p>
-    <w:bookmarkStart w:id="27" w:name="refs"/>
-    <w:bookmarkEnd w:id="27"/>
-    <w:bookmarkEnd w:id="28"/>
+    <w:bookmarkStart w:id="56" w:name="refs"/>
+    <w:bookmarkEnd w:id="56"/>
+    <w:bookmarkEnd w:id="57"/>
     <w:sectPr>
       <w:footnotePr>
         <w:numRestart w:val="eachSect"/>
@@ -1240,109 +1322,6 @@
       </w:pPr>
     </w:lvl>
   </w:abstractNum>
-  <w:abstractNum w:abstractNumId="991">
-    <w:nsid w:val="0000A991"/>
-    <w:multiLevelType w:val="multilevel"/>
-    <w:lvl w:ilvl="0">
-      <w:numFmt w:val="bullet"/>
-      <w:lvlText w:val=""/>
-      <w:lvlJc w:val="left"/>
-      <w:pPr>
-        <w:ind w:left="720" w:hanging="360"/>
-      </w:pPr>
-      <w:rPr>
-        <w:rFonts w:ascii="Symbol" w:hAnsi="Symbol" w:cs="Symbol" w:hint="default"/>
-      </w:rPr>
-    </w:lvl>
-    <w:lvl w:ilvl="1">
-      <w:numFmt w:val="bullet"/>
-      <w:lvlText w:val="o"/>
-      <w:lvlJc w:val="left"/>
-      <w:pPr>
-        <w:ind w:left="1440" w:hanging="360"/>
-      </w:pPr>
-      <w:rPr>
-        <w:rFonts w:ascii="Courier New" w:hAnsi="Courier New" w:cs="Courier New" w:hint="default"/>
-      </w:rPr>
-    </w:lvl>
-    <w:lvl w:ilvl="2">
-      <w:numFmt w:val="bullet"/>
-      <w:lvlText w:val=""/>
-      <w:lvlJc w:val="left"/>
-      <w:pPr>
-        <w:ind w:left="2160" w:hanging="360"/>
-      </w:pPr>
-      <w:rPr>
-        <w:rFonts w:ascii="Wingdings" w:hAnsi="Wingdings" w:cs="Wingdings" w:hint="default"/>
-      </w:rPr>
-    </w:lvl>
-    <w:lvl w:ilvl="3">
-      <w:numFmt w:val="bullet"/>
-      <w:lvlText w:val=""/>
-      <w:lvlJc w:val="left"/>
-      <w:pPr>
-        <w:ind w:left="2880" w:hanging="360"/>
-      </w:pPr>
-      <w:rPr>
-        <w:rFonts w:ascii="Symbol" w:hAnsi="Symbol" w:cs="Symbol" w:hint="default"/>
-      </w:rPr>
-    </w:lvl>
-    <w:lvl w:ilvl="4">
-      <w:numFmt w:val="bullet"/>
-      <w:lvlText w:val="o"/>
-      <w:lvlJc w:val="left"/>
-      <w:pPr>
-        <w:ind w:left="3600" w:hanging="360"/>
-      </w:pPr>
-      <w:rPr>
-        <w:rFonts w:ascii="Courier New" w:hAnsi="Courier New" w:cs="Courier New" w:hint="default"/>
-      </w:rPr>
-    </w:lvl>
-    <w:lvl w:ilvl="5">
-      <w:numFmt w:val="bullet"/>
-      <w:lvlText w:val=""/>
-      <w:lvlJc w:val="left"/>
-      <w:pPr>
-        <w:ind w:left="4320" w:hanging="360"/>
-      </w:pPr>
-      <w:rPr>
-        <w:rFonts w:ascii="Wingdings" w:hAnsi="Wingdings" w:cs="Wingdings" w:hint="default"/>
-      </w:rPr>
-    </w:lvl>
-    <w:lvl w:ilvl="6">
-      <w:numFmt w:val="bullet"/>
-      <w:lvlText w:val=""/>
-      <w:lvlJc w:val="left"/>
-      <w:pPr>
-        <w:ind w:left="5040" w:hanging="360"/>
-      </w:pPr>
-      <w:rPr>
-        <w:rFonts w:ascii="Symbol" w:hAnsi="Symbol" w:cs="Symbol" w:hint="default"/>
-      </w:rPr>
-    </w:lvl>
-    <w:lvl w:ilvl="7">
-      <w:numFmt w:val="bullet"/>
-      <w:lvlText w:val="o"/>
-      <w:lvlJc w:val="left"/>
-      <w:pPr>
-        <w:ind w:left="5760" w:hanging="360"/>
-      </w:pPr>
-      <w:rPr>
-        <w:rFonts w:ascii="Courier New" w:hAnsi="Courier New" w:cs="Courier New" w:hint="default"/>
-      </w:rPr>
-    </w:lvl>
-    <w:lvl w:ilvl="8">
-      <w:numFmt w:val="bullet"/>
-      <w:lvlText w:val=""/>
-      <w:lvlJc w:val="left"/>
-      <w:pPr>
-        <w:ind w:left="6480" w:hanging="360"/>
-      </w:pPr>
-      <w:rPr>
-        <w:rFonts w:ascii="Wingdings" w:hAnsi="Wingdings" w:cs="Wingdings" w:hint="default"/>
-      </w:rPr>
-    </w:lvl>
-  </w:abstractNum>
   <w:abstractNum w:abstractNumId="99421">
     <w:nsid w:val="00A99421"/>
     <w:multiLevelType w:val="multilevel"/>
@@ -1772,12 +1751,6 @@
     <w:abstractNumId w:val="990"/>
   </w:num>
   <w:num w:numId="1001">
-    <w:abstractNumId w:val="991"/>
-  </w:num>
-  <w:num w:numId="1002">
-    <w:abstractNumId w:val="991"/>
-  </w:num>
-  <w:num w:numId="1003">
     <w:abstractNumId w:val="99421"/>
     <w:lvlOverride w:ilvl="0">
       <w:startOverride w:val="1"/>
@@ -1807,7 +1780,7 @@
       <w:startOverride w:val="1"/>
     </w:lvlOverride>
   </w:num>
-  <w:num w:numId="1004">
+  <w:num w:numId="1002">
     <w:abstractNumId w:val="99411"/>
     <w:lvlOverride w:ilvl="0">
       <w:startOverride w:val="1"/>
@@ -1837,7 +1810,7 @@
       <w:startOverride w:val="1"/>
     </w:lvlOverride>
   </w:num>
-  <w:num w:numId="1005">
+  <w:num w:numId="1003">
     <w:abstractNumId w:val="99412"/>
     <w:lvlOverride w:ilvl="0">
       <w:startOverride w:val="2"/>
@@ -1867,7 +1840,7 @@
       <w:startOverride w:val="2"/>
     </w:lvlOverride>
   </w:num>
-  <w:num w:numId="1006">
+  <w:num w:numId="1004">
     <w:abstractNumId w:val="99413"/>
     <w:lvlOverride w:ilvl="0">
       <w:startOverride w:val="3"/>
@@ -1897,7 +1870,7 @@
       <w:startOverride w:val="3"/>
     </w:lvlOverride>
   </w:num>
-  <w:num w:numId="1007">
+  <w:num w:numId="1005">
     <w:abstractNumId w:val="99413"/>
     <w:lvlOverride w:ilvl="0">
       <w:startOverride w:val="3"/>
@@ -1927,7 +1900,7 @@
       <w:startOverride w:val="3"/>
     </w:lvlOverride>
   </w:num>
-  <w:num w:numId="1008">
+  <w:num w:numId="1006">
     <w:abstractNumId w:val="99414"/>
     <w:lvlOverride w:ilvl="0">
       <w:startOverride w:val="4"/>
